--- a/ind/docx/023.content.docx
+++ b/ind/docx/023.content.docx
@@ -128,19 +128,6 @@
           <w:lang w:val="id_ID" w:bidi="id_ID"/>
         </w:rPr>
         <w:t>Y</w:t>
-      </w:r>
-      <w:r>
-        <w:rPr>
-          <w:lang w:val="id_ID" w:bidi="id_ID"/>
-        </w:rPr>
-      </w:r>
-    </w:p>
-    <w:p>
-      <w:pPr/>
-      <w:r>
-        <w:rPr>
-          <w:lang w:val="id_ID" w:bidi="id_ID"/>
-        </w:rPr>
       </w:r>
       <w:r>
         <w:rPr>

--- a/ind/docx/023.content.docx
+++ b/ind/docx/023.content.docx
@@ -19,7 +19,7 @@
         <w:rPr>
           <w:lang w:val="id_ID" w:bidi="id_ID"/>
         </w:rPr>
-        <w:t>Resource: Istilah Kunci (unfoldingWord)</w:t>
+        <w:t>Resource: unfoldingWord® Translation Words</w:t>
       </w:r>
       <w:r>
         <w:rPr>
@@ -90,7 +90,7 @@
         <w:rPr>
           <w:lang w:val="id_ID" w:bidi="id_ID"/>
         </w:rPr>
-        <w:t>Istilah Kunci (unfoldingWord)</w:t>
+        <w:t>unfoldingWord® Translation Words</w:t>
       </w:r>
     </w:p>
     <w:p>

--- a/ind/docx/023.content.docx
+++ b/ind/docx/023.content.docx
@@ -11989,6 +11989,379 @@
         <w:rPr>
           <w:lang w:val="id_ID" w:bidi="id_ID"/>
         </w:rPr>
+        <w:t>Yohanes Markus</w:t>
+      </w:r>
+      <w:r>
+        <w:rPr>
+          <w:lang w:val="id_ID" w:bidi="id_ID"/>
+        </w:rPr>
+      </w:r>
+    </w:p>
+    <w:p>
+      <w:pPr>
+        <w:pStyle w:val="Heading3"/>
+      </w:pPr>
+      <w:r>
+        <w:rPr>
+          <w:lang w:val="id_ID" w:bidi="id_ID"/>
+        </w:rPr>
+        <w:t>Fakta-fakta:</w:t>
+      </w:r>
+    </w:p>
+    <w:p>
+      <w:pPr/>
+      <w:r>
+        <w:rPr>
+          <w:lang w:val="id_ID" w:bidi="id_ID"/>
+        </w:rPr>
+      </w:r>
+      <w:r>
+        <w:rPr>
+          <w:lang w:val="id_ID" w:bidi="id_ID"/>
+        </w:rPr>
+        <w:t>Yohanes Markus, juga dikenal sebagai “Markus,” adalah salah seorang pria yang melakukan perjalanan bersama Paulus dalam perjalanan misinya. Kemungkinan besar dia adalah penulis Injil Markus.</w:t>
+      </w:r>
+    </w:p>
+    <w:p>
+      <w:pPr>
+        <w:pStyle w:val="ListBullet"/>
+        <w:spacing w:line="240" w:lineRule="auto"/>
+        <w:ind w:left="720"/>
+      </w:pPr>
+      <w:r>
+        <w:rPr>
+          <w:lang w:val="id_ID" w:bidi="id_ID"/>
+        </w:rPr>
+      </w:r>
+      <w:r>
+        <w:rPr>
+          <w:lang w:val="id_ID" w:bidi="id_ID"/>
+        </w:rPr>
+        <w:t>Yohanes Markus menemani sepupunya Barnabas dan Paulus dalam perjalanan misi yang pertama mereka.</w:t>
+      </w:r>
+    </w:p>
+    <w:p>
+      <w:pPr>
+        <w:pStyle w:val="ListBullet"/>
+        <w:spacing w:line="240" w:lineRule="auto"/>
+        <w:ind w:left="720"/>
+      </w:pPr>
+      <w:r>
+        <w:rPr>
+          <w:lang w:val="id_ID" w:bidi="id_ID"/>
+        </w:rPr>
+      </w:r>
+      <w:r>
+        <w:rPr>
+          <w:lang w:val="id_ID" w:bidi="id_ID"/>
+        </w:rPr>
+        <w:t>Ketika Petrus dipenjarakan di Yerusalem, orang-orang percaya di sana mendoakan dia di rumah ibu Yohanes Markus.</w:t>
+      </w:r>
+    </w:p>
+    <w:p>
+      <w:pPr>
+        <w:pStyle w:val="ListBullet"/>
+        <w:spacing w:line="240" w:lineRule="auto"/>
+        <w:ind w:left="720"/>
+      </w:pPr>
+      <w:r>
+        <w:rPr>
+          <w:lang w:val="id_ID" w:bidi="id_ID"/>
+        </w:rPr>
+      </w:r>
+      <w:r>
+        <w:rPr>
+          <w:lang w:val="id_ID" w:bidi="id_ID"/>
+        </w:rPr>
+        <w:t>Markus bukanlah seorang rasul, tetapi diajar oleh Paulus dan Petrus serta bekerja sama dengan mereka dalam pelayanan.</w:t>
+      </w:r>
+    </w:p>
+    <w:p>
+      <w:pPr/>
+      <w:r>
+        <w:rPr>
+          <w:lang w:val="id_ID" w:bidi="id_ID"/>
+        </w:rPr>
+      </w:r>
+      <w:r>
+        <w:rPr>
+          <w:lang w:val="id_ID" w:bidi="id_ID"/>
+        </w:rPr>
+        <w:t>(Saran Penerjemahan: Cara Menerjemahkan Nama)</w:t>
+      </w:r>
+    </w:p>
+    <w:p>
+      <w:pPr/>
+      <w:r>
+        <w:rPr>
+          <w:lang w:val="id_ID" w:bidi="id_ID"/>
+        </w:rPr>
+      </w:r>
+      <w:r>
+        <w:rPr>
+          <w:lang w:val="id_ID" w:bidi="id_ID"/>
+        </w:rPr>
+        <w:t xml:space="preserve">(Lihat juga: </w:t>
+      </w:r>
+      <w:r>
+        <w:rPr>
+          <w:lang w:val="id_ID" w:bidi="id_ID"/>
+        </w:rPr>
+        <w:t>Barnabas</w:t>
+      </w:r>
+      <w:r>
+        <w:rPr>
+          <w:lang w:val="id_ID" w:bidi="id_ID"/>
+        </w:rPr>
+        <w:t xml:space="preserve">, </w:t>
+      </w:r>
+      <w:r>
+        <w:rPr>
+          <w:lang w:val="id_ID" w:bidi="id_ID"/>
+        </w:rPr>
+        <w:t>Paul</w:t>
+      </w:r>
+      <w:r>
+        <w:rPr>
+          <w:lang w:val="id_ID" w:bidi="id_ID"/>
+        </w:rPr>
+        <w:t>)</w:t>
+      </w:r>
+    </w:p>
+    <w:p>
+      <w:pPr>
+        <w:pStyle w:val="Heading3"/>
+      </w:pPr>
+      <w:r>
+        <w:rPr>
+          <w:lang w:val="id_ID" w:bidi="id_ID"/>
+        </w:rPr>
+        <w:t>Referensi Alkitab:</w:t>
+      </w:r>
+    </w:p>
+    <w:p>
+      <w:pPr>
+        <w:pStyle w:val="ListBullet"/>
+        <w:spacing w:line="240" w:lineRule="auto"/>
+        <w:ind w:left="720"/>
+      </w:pPr>
+      <w:r>
+        <w:rPr>
+          <w:lang w:val="id_ID" w:bidi="id_ID"/>
+        </w:rPr>
+      </w:r>
+      <w:hyperlink r:id="rId93">
+        <w:r>
+          <w:rPr>
+            <w:lang w:val="id_ID" w:bidi="id_ID"/>
+          </w:rPr>
+          <w:rPr>
+            <w:color w:val="0000EE"/>
+            <w:u w:val="single"/>
+          </w:rPr>
+          <w:t>2 Timotius 4:11–13</w:t>
+        </w:r>
+      </w:hyperlink>
+    </w:p>
+    <w:p>
+      <w:pPr>
+        <w:pStyle w:val="ListBullet"/>
+        <w:spacing w:line="240" w:lineRule="auto"/>
+        <w:ind w:left="720"/>
+      </w:pPr>
+      <w:r>
+        <w:rPr>
+          <w:lang w:val="id_ID" w:bidi="id_ID"/>
+        </w:rPr>
+      </w:r>
+      <w:hyperlink r:id="rId13">
+        <w:r>
+          <w:rPr>
+            <w:lang w:val="id_ID" w:bidi="id_ID"/>
+          </w:rPr>
+          <w:rPr>
+            <w:color w:val="0000EE"/>
+            <w:u w:val="single"/>
+          </w:rPr>
+          <w:t>Kisah Para Rasul 12:24–25</w:t>
+        </w:r>
+      </w:hyperlink>
+    </w:p>
+    <w:p>
+      <w:pPr>
+        <w:pStyle w:val="ListBullet"/>
+        <w:spacing w:line="240" w:lineRule="auto"/>
+        <w:ind w:left="720"/>
+      </w:pPr>
+      <w:r>
+        <w:rPr>
+          <w:lang w:val="id_ID" w:bidi="id_ID"/>
+        </w:rPr>
+      </w:r>
+      <w:hyperlink r:id="rId13">
+        <w:r>
+          <w:rPr>
+            <w:lang w:val="id_ID" w:bidi="id_ID"/>
+          </w:rPr>
+          <w:rPr>
+            <w:color w:val="0000EE"/>
+            <w:u w:val="single"/>
+          </w:rPr>
+          <w:t>Kisah Para Rasul 13:5</w:t>
+        </w:r>
+      </w:hyperlink>
+    </w:p>
+    <w:p>
+      <w:pPr>
+        <w:pStyle w:val="ListBullet"/>
+        <w:spacing w:line="240" w:lineRule="auto"/>
+        <w:ind w:left="720"/>
+      </w:pPr>
+      <w:r>
+        <w:rPr>
+          <w:lang w:val="id_ID" w:bidi="id_ID"/>
+        </w:rPr>
+      </w:r>
+      <w:hyperlink r:id="rId13">
+        <w:r>
+          <w:rPr>
+            <w:lang w:val="id_ID" w:bidi="id_ID"/>
+          </w:rPr>
+          <w:rPr>
+            <w:color w:val="0000EE"/>
+            <w:u w:val="single"/>
+          </w:rPr>
+          <w:t>Kisah Para Rasul 13:13</w:t>
+        </w:r>
+      </w:hyperlink>
+    </w:p>
+    <w:p>
+      <w:pPr>
+        <w:pStyle w:val="ListBullet"/>
+        <w:spacing w:line="240" w:lineRule="auto"/>
+        <w:ind w:left="720"/>
+      </w:pPr>
+      <w:r>
+        <w:rPr>
+          <w:lang w:val="id_ID" w:bidi="id_ID"/>
+        </w:rPr>
+      </w:r>
+      <w:hyperlink r:id="rId13">
+        <w:r>
+          <w:rPr>
+            <w:lang w:val="id_ID" w:bidi="id_ID"/>
+          </w:rPr>
+          <w:rPr>
+            <w:color w:val="0000EE"/>
+            <w:u w:val="single"/>
+          </w:rPr>
+          <w:t>Kisah Para Rasul 15:36–38</w:t>
+        </w:r>
+      </w:hyperlink>
+    </w:p>
+    <w:p>
+      <w:pPr>
+        <w:pStyle w:val="ListBullet"/>
+        <w:spacing w:line="240" w:lineRule="auto"/>
+        <w:ind w:left="720"/>
+      </w:pPr>
+      <w:r>
+        <w:rPr>
+          <w:lang w:val="id_ID" w:bidi="id_ID"/>
+        </w:rPr>
+      </w:r>
+      <w:hyperlink r:id="rId13">
+        <w:r>
+          <w:rPr>
+            <w:lang w:val="id_ID" w:bidi="id_ID"/>
+          </w:rPr>
+          <w:rPr>
+            <w:color w:val="0000EE"/>
+            <w:u w:val="single"/>
+          </w:rPr>
+          <w:t>Kisah Para Rasul 15:39–41</w:t>
+        </w:r>
+      </w:hyperlink>
+    </w:p>
+    <w:p>
+      <w:pPr>
+        <w:pStyle w:val="ListBullet"/>
+        <w:spacing w:line="240" w:lineRule="auto"/>
+        <w:ind w:left="720"/>
+      </w:pPr>
+      <w:r>
+        <w:rPr>
+          <w:lang w:val="id_ID" w:bidi="id_ID"/>
+        </w:rPr>
+      </w:r>
+      <w:hyperlink r:id="rId114">
+        <w:r>
+          <w:rPr>
+            <w:lang w:val="id_ID" w:bidi="id_ID"/>
+          </w:rPr>
+          <w:rPr>
+            <w:color w:val="0000EE"/>
+            <w:u w:val="single"/>
+          </w:rPr>
+          <w:t>Kolose 4:10–11</w:t>
+        </w:r>
+      </w:hyperlink>
+    </w:p>
+    <w:p>
+      <w:pPr>
+        <w:pStyle w:val="Heading3"/>
+      </w:pPr>
+      <w:r>
+        <w:rPr>
+          <w:lang w:val="id_ID" w:bidi="id_ID"/>
+        </w:rPr>
+        <w:t>Data Kata:</w:t>
+      </w:r>
+    </w:p>
+    <w:p>
+      <w:pPr>
+        <w:pStyle w:val="ListBullet"/>
+        <w:spacing w:line="240" w:lineRule="auto"/>
+        <w:ind w:left="720"/>
+      </w:pPr>
+      <w:r>
+        <w:rPr>
+          <w:lang w:val="id_ID" w:bidi="id_ID"/>
+        </w:rPr>
+      </w:r>
+      <w:r>
+        <w:rPr>
+          <w:lang w:val="id_ID" w:bidi="id_ID"/>
+        </w:rPr>
+        <w:t>Strong’s: G24910, G31380</w:t>
+      </w:r>
+      <w:r>
+        <w:rPr>
+          <w:lang w:val="id_ID" w:bidi="id_ID"/>
+        </w:rPr>
+      </w:r>
+      <w:r>
+        <w:rPr>
+          <w:lang w:val="id_ID" w:bidi="id_ID"/>
+        </w:rPr>
+      </w:r>
+    </w:p>
+    <w:p>
+      <w:pPr/>
+      <w:r>
+        <w:rPr>
+          <w:lang w:val="id_ID" w:bidi="id_ID"/>
+        </w:rPr>
+      </w:r>
+    </w:p>
+    <w:p>
+      <w:pPr>
+        <w:pStyle w:val="Heading2"/>
+      </w:pPr>
+      <w:r>
+        <w:rPr>
+          <w:lang w:val="id_ID" w:bidi="id_ID"/>
+        </w:rPr>
         <w:t>Yohanes (Pembaptis)</w:t>
       </w:r>
       <w:r>
@@ -12168,7 +12541,7 @@
           <w:lang w:val="id_ID" w:bidi="id_ID"/>
         </w:rPr>
       </w:r>
-      <w:hyperlink r:id="rId114">
+      <w:hyperlink r:id="rId115">
         <w:r>
           <w:rPr>
             <w:lang w:val="id_ID" w:bidi="id_ID"/>
@@ -12192,7 +12565,7 @@
           <w:lang w:val="id_ID" w:bidi="id_ID"/>
         </w:rPr>
       </w:r>
-      <w:hyperlink r:id="rId115">
+      <w:hyperlink r:id="rId116">
         <w:r>
           <w:rPr>
             <w:lang w:val="id_ID" w:bidi="id_ID"/>
@@ -12216,7 +12589,7 @@
           <w:lang w:val="id_ID" w:bidi="id_ID"/>
         </w:rPr>
       </w:r>
-      <w:hyperlink r:id="rId116">
+      <w:hyperlink r:id="rId117">
         <w:r>
           <w:rPr>
             <w:lang w:val="id_ID" w:bidi="id_ID"/>
@@ -12240,7 +12613,7 @@
           <w:lang w:val="id_ID" w:bidi="id_ID"/>
         </w:rPr>
       </w:r>
-      <w:hyperlink r:id="rId117">
+      <w:hyperlink r:id="rId118">
         <w:r>
           <w:rPr>
             <w:lang w:val="id_ID" w:bidi="id_ID"/>
@@ -12264,7 +12637,7 @@
           <w:lang w:val="id_ID" w:bidi="id_ID"/>
         </w:rPr>
       </w:r>
-      <w:hyperlink r:id="rId118">
+      <w:hyperlink r:id="rId119">
         <w:r>
           <w:rPr>
             <w:lang w:val="id_ID" w:bidi="id_ID"/>
@@ -12282,7 +12655,7 @@
         </w:rPr>
         <w:t xml:space="preserve">* </w:t>
       </w:r>
-      <w:hyperlink r:id="rId119">
+      <w:hyperlink r:id="rId120">
         <w:r>
           <w:rPr>
             <w:lang w:val="id_ID" w:bidi="id_ID"/>
@@ -12306,7 +12679,7 @@
           <w:lang w:val="id_ID" w:bidi="id_ID"/>
         </w:rPr>
       </w:r>
-      <w:hyperlink r:id="rId120">
+      <w:hyperlink r:id="rId121">
         <w:r>
           <w:rPr>
             <w:lang w:val="id_ID" w:bidi="id_ID"/>
@@ -12330,7 +12703,7 @@
           <w:lang w:val="id_ID" w:bidi="id_ID"/>
         </w:rPr>
       </w:r>
-      <w:hyperlink r:id="rId121">
+      <w:hyperlink r:id="rId122">
         <w:r>
           <w:rPr>
             <w:lang w:val="id_ID" w:bidi="id_ID"/>
@@ -12851,7 +13224,7 @@
           <w:lang w:val="id_ID" w:bidi="id_ID"/>
         </w:rPr>
       </w:r>
-      <w:hyperlink r:id="rId122">
+      <w:hyperlink r:id="rId123">
         <w:r>
           <w:rPr>
             <w:lang w:val="id_ID" w:bidi="id_ID"/>
@@ -12923,7 +13296,7 @@
           <w:lang w:val="id_ID" w:bidi="id_ID"/>
         </w:rPr>
       </w:r>
-      <w:hyperlink r:id="rId123">
+      <w:hyperlink r:id="rId124">
         <w:r>
           <w:rPr>
             <w:lang w:val="id_ID" w:bidi="id_ID"/>
@@ -13231,379 +13604,6 @@
         <w:rPr>
           <w:lang w:val="id_ID" w:bidi="id_ID"/>
         </w:rPr>
-        <w:t>Yohanes Markus</w:t>
-      </w:r>
-      <w:r>
-        <w:rPr>
-          <w:lang w:val="id_ID" w:bidi="id_ID"/>
-        </w:rPr>
-      </w:r>
-    </w:p>
-    <w:p>
-      <w:pPr>
-        <w:pStyle w:val="Heading3"/>
-      </w:pPr>
-      <w:r>
-        <w:rPr>
-          <w:lang w:val="id_ID" w:bidi="id_ID"/>
-        </w:rPr>
-        <w:t>Fakta-fakta:</w:t>
-      </w:r>
-    </w:p>
-    <w:p>
-      <w:pPr/>
-      <w:r>
-        <w:rPr>
-          <w:lang w:val="id_ID" w:bidi="id_ID"/>
-        </w:rPr>
-      </w:r>
-      <w:r>
-        <w:rPr>
-          <w:lang w:val="id_ID" w:bidi="id_ID"/>
-        </w:rPr>
-        <w:t>Yohanes Markus, juga dikenal sebagai “Markus,” adalah salah seorang pria yang melakukan perjalanan bersama Paulus dalam perjalanan misinya. Kemungkinan besar dia adalah penulis Injil Markus.</w:t>
-      </w:r>
-    </w:p>
-    <w:p>
-      <w:pPr>
-        <w:pStyle w:val="ListBullet"/>
-        <w:spacing w:line="240" w:lineRule="auto"/>
-        <w:ind w:left="720"/>
-      </w:pPr>
-      <w:r>
-        <w:rPr>
-          <w:lang w:val="id_ID" w:bidi="id_ID"/>
-        </w:rPr>
-      </w:r>
-      <w:r>
-        <w:rPr>
-          <w:lang w:val="id_ID" w:bidi="id_ID"/>
-        </w:rPr>
-        <w:t>Yohanes Markus menemani sepupunya Barnabas dan Paulus dalam perjalanan misi yang pertama mereka.</w:t>
-      </w:r>
-    </w:p>
-    <w:p>
-      <w:pPr>
-        <w:pStyle w:val="ListBullet"/>
-        <w:spacing w:line="240" w:lineRule="auto"/>
-        <w:ind w:left="720"/>
-      </w:pPr>
-      <w:r>
-        <w:rPr>
-          <w:lang w:val="id_ID" w:bidi="id_ID"/>
-        </w:rPr>
-      </w:r>
-      <w:r>
-        <w:rPr>
-          <w:lang w:val="id_ID" w:bidi="id_ID"/>
-        </w:rPr>
-        <w:t>Ketika Petrus dipenjarakan di Yerusalem, orang-orang percaya di sana mendoakan dia di rumah ibu Yohanes Markus.</w:t>
-      </w:r>
-    </w:p>
-    <w:p>
-      <w:pPr>
-        <w:pStyle w:val="ListBullet"/>
-        <w:spacing w:line="240" w:lineRule="auto"/>
-        <w:ind w:left="720"/>
-      </w:pPr>
-      <w:r>
-        <w:rPr>
-          <w:lang w:val="id_ID" w:bidi="id_ID"/>
-        </w:rPr>
-      </w:r>
-      <w:r>
-        <w:rPr>
-          <w:lang w:val="id_ID" w:bidi="id_ID"/>
-        </w:rPr>
-        <w:t>Markus bukanlah seorang rasul, tetapi diajar oleh Paulus dan Petrus serta bekerja sama dengan mereka dalam pelayanan.</w:t>
-      </w:r>
-    </w:p>
-    <w:p>
-      <w:pPr/>
-      <w:r>
-        <w:rPr>
-          <w:lang w:val="id_ID" w:bidi="id_ID"/>
-        </w:rPr>
-      </w:r>
-      <w:r>
-        <w:rPr>
-          <w:lang w:val="id_ID" w:bidi="id_ID"/>
-        </w:rPr>
-        <w:t>(Saran Penerjemahan: Cara Menerjemahkan Nama)</w:t>
-      </w:r>
-    </w:p>
-    <w:p>
-      <w:pPr/>
-      <w:r>
-        <w:rPr>
-          <w:lang w:val="id_ID" w:bidi="id_ID"/>
-        </w:rPr>
-      </w:r>
-      <w:r>
-        <w:rPr>
-          <w:lang w:val="id_ID" w:bidi="id_ID"/>
-        </w:rPr>
-        <w:t xml:space="preserve">(Lihat juga: </w:t>
-      </w:r>
-      <w:r>
-        <w:rPr>
-          <w:lang w:val="id_ID" w:bidi="id_ID"/>
-        </w:rPr>
-        <w:t>Barnabas</w:t>
-      </w:r>
-      <w:r>
-        <w:rPr>
-          <w:lang w:val="id_ID" w:bidi="id_ID"/>
-        </w:rPr>
-        <w:t xml:space="preserve">, </w:t>
-      </w:r>
-      <w:r>
-        <w:rPr>
-          <w:lang w:val="id_ID" w:bidi="id_ID"/>
-        </w:rPr>
-        <w:t>Paul</w:t>
-      </w:r>
-      <w:r>
-        <w:rPr>
-          <w:lang w:val="id_ID" w:bidi="id_ID"/>
-        </w:rPr>
-        <w:t>)</w:t>
-      </w:r>
-    </w:p>
-    <w:p>
-      <w:pPr>
-        <w:pStyle w:val="Heading3"/>
-      </w:pPr>
-      <w:r>
-        <w:rPr>
-          <w:lang w:val="id_ID" w:bidi="id_ID"/>
-        </w:rPr>
-        <w:t>Referensi Alkitab:</w:t>
-      </w:r>
-    </w:p>
-    <w:p>
-      <w:pPr>
-        <w:pStyle w:val="ListBullet"/>
-        <w:spacing w:line="240" w:lineRule="auto"/>
-        <w:ind w:left="720"/>
-      </w:pPr>
-      <w:r>
-        <w:rPr>
-          <w:lang w:val="id_ID" w:bidi="id_ID"/>
-        </w:rPr>
-      </w:r>
-      <w:hyperlink r:id="rId93">
-        <w:r>
-          <w:rPr>
-            <w:lang w:val="id_ID" w:bidi="id_ID"/>
-          </w:rPr>
-          <w:rPr>
-            <w:color w:val="0000EE"/>
-            <w:u w:val="single"/>
-          </w:rPr>
-          <w:t>2 Timotius 4:11–13</w:t>
-        </w:r>
-      </w:hyperlink>
-    </w:p>
-    <w:p>
-      <w:pPr>
-        <w:pStyle w:val="ListBullet"/>
-        <w:spacing w:line="240" w:lineRule="auto"/>
-        <w:ind w:left="720"/>
-      </w:pPr>
-      <w:r>
-        <w:rPr>
-          <w:lang w:val="id_ID" w:bidi="id_ID"/>
-        </w:rPr>
-      </w:r>
-      <w:hyperlink r:id="rId13">
-        <w:r>
-          <w:rPr>
-            <w:lang w:val="id_ID" w:bidi="id_ID"/>
-          </w:rPr>
-          <w:rPr>
-            <w:color w:val="0000EE"/>
-            <w:u w:val="single"/>
-          </w:rPr>
-          <w:t>Kisah Para Rasul 12:24–25</w:t>
-        </w:r>
-      </w:hyperlink>
-    </w:p>
-    <w:p>
-      <w:pPr>
-        <w:pStyle w:val="ListBullet"/>
-        <w:spacing w:line="240" w:lineRule="auto"/>
-        <w:ind w:left="720"/>
-      </w:pPr>
-      <w:r>
-        <w:rPr>
-          <w:lang w:val="id_ID" w:bidi="id_ID"/>
-        </w:rPr>
-      </w:r>
-      <w:hyperlink r:id="rId13">
-        <w:r>
-          <w:rPr>
-            <w:lang w:val="id_ID" w:bidi="id_ID"/>
-          </w:rPr>
-          <w:rPr>
-            <w:color w:val="0000EE"/>
-            <w:u w:val="single"/>
-          </w:rPr>
-          <w:t>Kisah Para Rasul 13:5</w:t>
-        </w:r>
-      </w:hyperlink>
-    </w:p>
-    <w:p>
-      <w:pPr>
-        <w:pStyle w:val="ListBullet"/>
-        <w:spacing w:line="240" w:lineRule="auto"/>
-        <w:ind w:left="720"/>
-      </w:pPr>
-      <w:r>
-        <w:rPr>
-          <w:lang w:val="id_ID" w:bidi="id_ID"/>
-        </w:rPr>
-      </w:r>
-      <w:hyperlink r:id="rId13">
-        <w:r>
-          <w:rPr>
-            <w:lang w:val="id_ID" w:bidi="id_ID"/>
-          </w:rPr>
-          <w:rPr>
-            <w:color w:val="0000EE"/>
-            <w:u w:val="single"/>
-          </w:rPr>
-          <w:t>Kisah Para Rasul 13:13</w:t>
-        </w:r>
-      </w:hyperlink>
-    </w:p>
-    <w:p>
-      <w:pPr>
-        <w:pStyle w:val="ListBullet"/>
-        <w:spacing w:line="240" w:lineRule="auto"/>
-        <w:ind w:left="720"/>
-      </w:pPr>
-      <w:r>
-        <w:rPr>
-          <w:lang w:val="id_ID" w:bidi="id_ID"/>
-        </w:rPr>
-      </w:r>
-      <w:hyperlink r:id="rId13">
-        <w:r>
-          <w:rPr>
-            <w:lang w:val="id_ID" w:bidi="id_ID"/>
-          </w:rPr>
-          <w:rPr>
-            <w:color w:val="0000EE"/>
-            <w:u w:val="single"/>
-          </w:rPr>
-          <w:t>Kisah Para Rasul 15:36–38</w:t>
-        </w:r>
-      </w:hyperlink>
-    </w:p>
-    <w:p>
-      <w:pPr>
-        <w:pStyle w:val="ListBullet"/>
-        <w:spacing w:line="240" w:lineRule="auto"/>
-        <w:ind w:left="720"/>
-      </w:pPr>
-      <w:r>
-        <w:rPr>
-          <w:lang w:val="id_ID" w:bidi="id_ID"/>
-        </w:rPr>
-      </w:r>
-      <w:hyperlink r:id="rId13">
-        <w:r>
-          <w:rPr>
-            <w:lang w:val="id_ID" w:bidi="id_ID"/>
-          </w:rPr>
-          <w:rPr>
-            <w:color w:val="0000EE"/>
-            <w:u w:val="single"/>
-          </w:rPr>
-          <w:t>Kisah Para Rasul 15:39–41</w:t>
-        </w:r>
-      </w:hyperlink>
-    </w:p>
-    <w:p>
-      <w:pPr>
-        <w:pStyle w:val="ListBullet"/>
-        <w:spacing w:line="240" w:lineRule="auto"/>
-        <w:ind w:left="720"/>
-      </w:pPr>
-      <w:r>
-        <w:rPr>
-          <w:lang w:val="id_ID" w:bidi="id_ID"/>
-        </w:rPr>
-      </w:r>
-      <w:hyperlink r:id="rId124">
-        <w:r>
-          <w:rPr>
-            <w:lang w:val="id_ID" w:bidi="id_ID"/>
-          </w:rPr>
-          <w:rPr>
-            <w:color w:val="0000EE"/>
-            <w:u w:val="single"/>
-          </w:rPr>
-          <w:t>Kolose 4:10–11</w:t>
-        </w:r>
-      </w:hyperlink>
-    </w:p>
-    <w:p>
-      <w:pPr>
-        <w:pStyle w:val="Heading3"/>
-      </w:pPr>
-      <w:r>
-        <w:rPr>
-          <w:lang w:val="id_ID" w:bidi="id_ID"/>
-        </w:rPr>
-        <w:t>Data Kata:</w:t>
-      </w:r>
-    </w:p>
-    <w:p>
-      <w:pPr>
-        <w:pStyle w:val="ListBullet"/>
-        <w:spacing w:line="240" w:lineRule="auto"/>
-        <w:ind w:left="720"/>
-      </w:pPr>
-      <w:r>
-        <w:rPr>
-          <w:lang w:val="id_ID" w:bidi="id_ID"/>
-        </w:rPr>
-      </w:r>
-      <w:r>
-        <w:rPr>
-          <w:lang w:val="id_ID" w:bidi="id_ID"/>
-        </w:rPr>
-        <w:t>Strong’s: G24910, G31380</w:t>
-      </w:r>
-      <w:r>
-        <w:rPr>
-          <w:lang w:val="id_ID" w:bidi="id_ID"/>
-        </w:rPr>
-      </w:r>
-      <w:r>
-        <w:rPr>
-          <w:lang w:val="id_ID" w:bidi="id_ID"/>
-        </w:rPr>
-      </w:r>
-    </w:p>
-    <w:p>
-      <w:pPr/>
-      <w:r>
-        <w:rPr>
-          <w:lang w:val="id_ID" w:bidi="id_ID"/>
-        </w:rPr>
-      </w:r>
-    </w:p>
-    <w:p>
-      <w:pPr>
-        <w:pStyle w:val="Heading2"/>
-      </w:pPr>
-      <w:r>
-        <w:rPr>
-          <w:lang w:val="id_ID" w:bidi="id_ID"/>
-        </w:rPr>
         <w:t>Yonatan</w:t>
       </w:r>
       <w:r>
@@ -18596,7 +18596,7 @@
           <w:lang w:val="id_ID" w:bidi="id_ID"/>
         </w:rPr>
       </w:r>
-      <w:hyperlink r:id="rId114">
+      <w:hyperlink r:id="rId115">
         <w:r>
           <w:rPr>
             <w:lang w:val="id_ID" w:bidi="id_ID"/>
